--- a/fra/docx/32.content.docx
+++ b/fra/docx/32.content.docx
@@ -19,7 +19,7 @@
         <w:rPr>
           <w:lang w:val="fr_FR" w:bidi="fr_FR"/>
         </w:rPr>
-        <w:t>Resource: Notes d'étude - Introductions aux livres (Tyndale)</w:t>
+        <w:t>Resource: Tyndale Open Study Notes</w:t>
       </w:r>
       <w:r>
         <w:rPr>
@@ -112,7 +112,7 @@
         <w:rPr>
           <w:lang w:val="fr_FR" w:bidi="fr_FR"/>
         </w:rPr>
-        <w:t>Notes d'étude - Introductions aux livres (Tyndale)</w:t>
+        <w:t>Tyndale Open Study Notes</w:t>
       </w:r>
     </w:p>
     <w:p>

--- a/fra/docx/32.content.docx
+++ b/fra/docx/32.content.docx
@@ -19,7 +19,7 @@
         <w:rPr>
           <w:lang w:val="fr_FR" w:bidi="fr_FR"/>
         </w:rPr>
-        <w:t>Resource: Tyndale Open Study Notes</w:t>
+        <w:t>Resource: Aquifer Open Study Notes (Book Intros)</w:t>
       </w:r>
       <w:r>
         <w:rPr>
@@ -112,7 +112,7 @@
         <w:rPr>
           <w:lang w:val="fr_FR" w:bidi="fr_FR"/>
         </w:rPr>
-        <w:t>Tyndale Open Study Notes</w:t>
+        <w:t>Aquifer Open Study Notes (Book Intros)</w:t>
       </w:r>
     </w:p>
     <w:p>

--- a/fra/docx/32.content.docx
+++ b/fra/docx/32.content.docx
@@ -258,54 +258,36 @@
         </w:rPr>
         <w:t xml:space="preserve">Jonas était un prophète dans le royaume du nord d’Israël pendant le règne politiquement prospère mais spirituellement sombre de Jéroboam II (793–753 av. J.‑C.). Malgré les échecs spirituels de Jéroboam (voir </w:t>
       </w:r>
-      <w:hyperlink r:id="rId13">
-        <w:r>
-          <w:rPr>
-            <w:lang w:val="fr_FR" w:bidi="fr_FR"/>
-          </w:rPr>
-          <w:rPr>
-            <w:color w:val="0000EE"/>
-            <w:u w:val="single"/>
-          </w:rPr>
-          <w:t>2R 14.23–24</w:t>
-        </w:r>
-      </w:hyperlink>
+      <w:r>
+        <w:rPr>
+          <w:lang w:val="fr_FR" w:bidi="fr_FR"/>
+        </w:rPr>
+        <w:t>2R 14.23–24</w:t>
+      </w:r>
       <w:r>
         <w:rPr>
           <w:lang w:val="fr_FR" w:bidi="fr_FR"/>
         </w:rPr>
         <w:t>), son territoire a continué de s’étendre, comme Jonas l’avait prédit (</w:t>
       </w:r>
-      <w:hyperlink r:id="rId14">
-        <w:r>
-          <w:rPr>
-            <w:lang w:val="fr_FR" w:bidi="fr_FR"/>
-          </w:rPr>
-          <w:rPr>
-            <w:color w:val="0000EE"/>
-            <w:u w:val="single"/>
-          </w:rPr>
-          <w:t>2R 14.25</w:t>
-        </w:r>
-      </w:hyperlink>
+      <w:r>
+        <w:rPr>
+          <w:lang w:val="fr_FR" w:bidi="fr_FR"/>
+        </w:rPr>
+        <w:t>2R 14.25</w:t>
+      </w:r>
       <w:r>
         <w:rPr>
           <w:lang w:val="fr_FR" w:bidi="fr_FR"/>
         </w:rPr>
         <w:t xml:space="preserve">), retrouvant approximativement sa taille de l’époque glorieuse de David et Salomon (voir </w:t>
       </w:r>
-      <w:hyperlink r:id="rId15">
-        <w:r>
-          <w:rPr>
-            <w:lang w:val="fr_FR" w:bidi="fr_FR"/>
-          </w:rPr>
-          <w:rPr>
-            <w:color w:val="0000EE"/>
-            <w:u w:val="single"/>
-          </w:rPr>
-          <w:t>1R 8.65</w:t>
-        </w:r>
-      </w:hyperlink>
+      <w:r>
+        <w:rPr>
+          <w:lang w:val="fr_FR" w:bidi="fr_FR"/>
+        </w:rPr>
+        <w:t>1R 8.65</w:t>
+      </w:r>
       <w:r>
         <w:rPr>
           <w:lang w:val="fr_FR" w:bidi="fr_FR"/>
@@ -326,18 +308,12 @@
         </w:rPr>
         <w:t>À cette époque, Ninive était une ville clé de l’Empire assyrien. Le pouvoir de l’Assyrie avait augmenté au cours des décennies précédentes. Salmanasar III d’Assyrie (858–824 av. J.‑C.) avait étendu l’influence de l’empire bien au-delà de la Palestine. Les annales assyriennes de cette période rapportent que Salmanasar a affronté le roi israélite Achab (</w:t>
       </w:r>
-      <w:hyperlink r:id="rId16">
-        <w:r>
-          <w:rPr>
-            <w:lang w:val="fr_FR" w:bidi="fr_FR"/>
-          </w:rPr>
-          <w:rPr>
-            <w:color w:val="0000EE"/>
-            <w:u w:val="single"/>
-          </w:rPr>
-          <w:t>1R 17.1–22.53</w:t>
-        </w:r>
-      </w:hyperlink>
+      <w:r>
+        <w:rPr>
+          <w:lang w:val="fr_FR" w:bidi="fr_FR"/>
+        </w:rPr>
+        <w:t>1R 17.1–22.53</w:t>
+      </w:r>
       <w:r>
         <w:rPr>
           <w:lang w:val="fr_FR" w:bidi="fr_FR"/>
@@ -383,18 +359,12 @@
         </w:rPr>
         <w:t xml:space="preserve">Le livre de Jonas se divise naturellement en deux parties. </w:t>
       </w:r>
-      <w:hyperlink r:id="rId17">
-        <w:r>
-          <w:rPr>
-            <w:lang w:val="fr_FR" w:bidi="fr_FR"/>
-          </w:rPr>
-          <w:rPr>
-            <w:color w:val="0000EE"/>
-            <w:u w:val="single"/>
-          </w:rPr>
-          <w:t>Les chapitres 1–2</w:t>
-        </w:r>
-      </w:hyperlink>
+      <w:r>
+        <w:rPr>
+          <w:lang w:val="fr_FR" w:bidi="fr_FR"/>
+        </w:rPr>
+        <w:t>Les chapitres 1–2</w:t>
+      </w:r>
       <w:r>
         <w:rPr>
           <w:lang w:val="fr_FR" w:bidi="fr_FR"/>
@@ -413,36 +383,24 @@
         </w:rPr>
         <w:t xml:space="preserve"> Au lieu d’aller vers Ninive, Jonas part en bateau dans la direction opposée (</w:t>
       </w:r>
-      <w:hyperlink r:id="rId18">
-        <w:r>
-          <w:rPr>
-            <w:lang w:val="fr_FR" w:bidi="fr_FR"/>
-          </w:rPr>
-          <w:rPr>
-            <w:color w:val="0000EE"/>
-            <w:u w:val="single"/>
-          </w:rPr>
-          <w:t>1.3</w:t>
-        </w:r>
-      </w:hyperlink>
+      <w:r>
+        <w:rPr>
+          <w:lang w:val="fr_FR" w:bidi="fr_FR"/>
+        </w:rPr>
+        <w:t>1.3</w:t>
+      </w:r>
       <w:r>
         <w:rPr>
           <w:lang w:val="fr_FR" w:bidi="fr_FR"/>
         </w:rPr>
         <w:t>). Mais le Seigneur envoie une tempête déchaînée pour le châtier. Après une tentative frénétique des marins païens pour apaiser le dieu offensé, Jonas est « découvert » et jeté à contrecœur par-dessus bord. Dieu démontre alors sa puissance en calmant la tempête, et comble de l'ironie, les marins païens adorent Dieu tandis que son prophète semble entamer sa descente vers une mort honteuse. Cependant, Dieu a des plans pour sauver Jonas, qui est alors avalé par un « grand poisson », dans lequel il semble se repentir (</w:t>
       </w:r>
-      <w:hyperlink r:id="rId19">
-        <w:r>
-          <w:rPr>
-            <w:lang w:val="fr_FR" w:bidi="fr_FR"/>
-          </w:rPr>
-          <w:rPr>
-            <w:color w:val="0000EE"/>
-            <w:u w:val="single"/>
-          </w:rPr>
-          <w:t>ch 2</w:t>
-        </w:r>
-      </w:hyperlink>
+      <w:r>
+        <w:rPr>
+          <w:lang w:val="fr_FR" w:bidi="fr_FR"/>
+        </w:rPr>
+        <w:t>ch 2</w:t>
+      </w:r>
       <w:r>
         <w:rPr>
           <w:lang w:val="fr_FR" w:bidi="fr_FR"/>
@@ -463,72 +421,48 @@
         </w:rPr>
         <w:t xml:space="preserve">Dans </w:t>
       </w:r>
-      <w:hyperlink r:id="rId20">
-        <w:r>
-          <w:rPr>
-            <w:lang w:val="fr_FR" w:bidi="fr_FR"/>
-          </w:rPr>
-          <w:rPr>
-            <w:color w:val="0000EE"/>
-            <w:u w:val="single"/>
-          </w:rPr>
-          <w:t>les chapitres 3–4</w:t>
-        </w:r>
-      </w:hyperlink>
+      <w:r>
+        <w:rPr>
+          <w:lang w:val="fr_FR" w:bidi="fr_FR"/>
+        </w:rPr>
+        <w:t>les chapitres 3–4</w:t>
+      </w:r>
       <w:r>
         <w:rPr>
           <w:lang w:val="fr_FR" w:bidi="fr_FR"/>
         </w:rPr>
         <w:t>, Dieu redemande au prophète de prêcher à Ninive, et cette fois, Jonas obéit. Ninive se repent massivement après avoir entendu les avertissements de Jonas (</w:t>
       </w:r>
-      <w:hyperlink r:id="rId21">
-        <w:r>
-          <w:rPr>
-            <w:lang w:val="fr_FR" w:bidi="fr_FR"/>
-          </w:rPr>
-          <w:rPr>
-            <w:color w:val="0000EE"/>
-            <w:u w:val="single"/>
-          </w:rPr>
-          <w:t>ch 3</w:t>
-        </w:r>
-      </w:hyperlink>
+      <w:r>
+        <w:rPr>
+          <w:lang w:val="fr_FR" w:bidi="fr_FR"/>
+        </w:rPr>
+        <w:t>ch 3</w:t>
+      </w:r>
       <w:r>
         <w:rPr>
           <w:lang w:val="fr_FR" w:bidi="fr_FR"/>
         </w:rPr>
         <w:t>), et Dieu s’abstient d’exécuter le jugement que Jonas avait annoncé (</w:t>
       </w:r>
-      <w:hyperlink r:id="rId22">
-        <w:r>
-          <w:rPr>
-            <w:lang w:val="fr_FR" w:bidi="fr_FR"/>
-          </w:rPr>
-          <w:rPr>
-            <w:color w:val="0000EE"/>
-            <w:u w:val="single"/>
-          </w:rPr>
-          <w:t>3.10</w:t>
-        </w:r>
-      </w:hyperlink>
+      <w:r>
+        <w:rPr>
+          <w:lang w:val="fr_FR" w:bidi="fr_FR"/>
+        </w:rPr>
+        <w:t>3.10</w:t>
+      </w:r>
       <w:r>
         <w:rPr>
           <w:lang w:val="fr_FR" w:bidi="fr_FR"/>
         </w:rPr>
         <w:t>). Ironiquement, Jonas ne peut accepter l’effusion de miséricorde de Dieu envers les ennemis d’Israël. Jonas passe de la colère au désespoir (</w:t>
       </w:r>
-      <w:hyperlink r:id="rId23">
-        <w:r>
-          <w:rPr>
-            <w:lang w:val="fr_FR" w:bidi="fr_FR"/>
-          </w:rPr>
-          <w:rPr>
-            <w:color w:val="0000EE"/>
-            <w:u w:val="single"/>
-          </w:rPr>
-          <w:t>ch 4</w:t>
-        </w:r>
-      </w:hyperlink>
+      <w:r>
+        <w:rPr>
+          <w:lang w:val="fr_FR" w:bidi="fr_FR"/>
+        </w:rPr>
+        <w:t>ch 4</w:t>
+      </w:r>
       <w:r>
         <w:rPr>
           <w:lang w:val="fr_FR" w:bidi="fr_FR"/>
@@ -604,18 +538,12 @@
         </w:rPr>
         <w:t xml:space="preserve"> ? Beaucoup ont insisté sur le fait que le livre est fictif parce qu’il décrit des événements extraordinaires, et plusieurs personnes ont tenté de classer le livre dans le registre littéraire non historique, comme la parabole ou le récit didactique. Bien que l’auteur de Jonas ait utilisé certains procédés littéraires pour faire valoir son point (l’utilisation de la poésie, de l’ironie et du langage commun aux paraboles), le livre se présente comme un récit historique (voir </w:t>
       </w:r>
-      <w:hyperlink r:id="rId24">
-        <w:r>
-          <w:rPr>
-            <w:lang w:val="fr_FR" w:bidi="fr_FR"/>
-          </w:rPr>
-          <w:rPr>
-            <w:color w:val="0000EE"/>
-            <w:u w:val="single"/>
-          </w:rPr>
-          <w:t>1.1</w:t>
-        </w:r>
-      </w:hyperlink>
+      <w:r>
+        <w:rPr>
+          <w:lang w:val="fr_FR" w:bidi="fr_FR"/>
+        </w:rPr>
+        <w:t>1.1</w:t>
+      </w:r>
       <w:r>
         <w:rPr>
           <w:lang w:val="fr_FR" w:bidi="fr_FR"/>
@@ -647,18 +575,12 @@
         </w:rPr>
         <w:t>Le Livre de Jonas est unique parmi les livres prophétiques. Il raconte l’envoi par Dieu d’un prophète en Assyrie, un ennemi d’Israël, et le repentir général qui en a résulté. La leçon que Jonas a apprise était celle dont toute la nation d’Israël avait besoin : « Mon salut vient du Seigneur seul » (</w:t>
       </w:r>
-      <w:hyperlink r:id="rId25">
-        <w:r>
-          <w:rPr>
-            <w:lang w:val="fr_FR" w:bidi="fr_FR"/>
-          </w:rPr>
-          <w:rPr>
-            <w:color w:val="0000EE"/>
-            <w:u w:val="single"/>
-          </w:rPr>
-          <w:t>2.9</w:t>
-        </w:r>
-      </w:hyperlink>
+      <w:r>
+        <w:rPr>
+          <w:lang w:val="fr_FR" w:bidi="fr_FR"/>
+        </w:rPr>
+        <w:t>2.9</w:t>
+      </w:r>
       <w:r>
         <w:rPr>
           <w:lang w:val="fr_FR" w:bidi="fr_FR"/>
@@ -678,18 +600,12 @@
         </w:rPr>
         <w:t xml:space="preserve">). Le salut est accordé par le Seigneur à qui il veut, et ceux qui ont reçu sa miséricorde ne doivent pas essayer de restreindre le flux de la miséricorde de Dieu envers les autres, même leurs ennemis (voir </w:t>
       </w:r>
-      <w:hyperlink r:id="rId23">
-        <w:r>
-          <w:rPr>
-            <w:lang w:val="fr_FR" w:bidi="fr_FR"/>
-          </w:rPr>
-          <w:rPr>
-            <w:color w:val="0000EE"/>
-            <w:u w:val="single"/>
-          </w:rPr>
-          <w:t>ch 4</w:t>
-        </w:r>
-      </w:hyperlink>
+      <w:r>
+        <w:rPr>
+          <w:lang w:val="fr_FR" w:bidi="fr_FR"/>
+        </w:rPr>
+        <w:t>ch 4</w:t>
+      </w:r>
       <w:r>
         <w:rPr>
           <w:lang w:val="fr_FR" w:bidi="fr_FR"/>
@@ -710,72 +626,48 @@
         </w:rPr>
         <w:t>Le salut, qu’il s’agisse de la menace de dommages physiques ou du jugement, est ainsi directement lié à la souveraineté de Dieu. Les marins ont été sauvés après que Dieu a calmé la tempête. Jonas a été sauvé de la noyade lorsque Dieu a envoyé le poisson pour l’avaler. Il n’existe aucun endroit, même dans les profondeurs de l’océan, d’où Dieu ne puisse délivrer et protéger la vie humaine. De même, il n’y a aucune nation que Dieu ne puisse juger (</w:t>
       </w:r>
-      <w:hyperlink r:id="rId26">
-        <w:r>
-          <w:rPr>
-            <w:lang w:val="fr_FR" w:bidi="fr_FR"/>
-          </w:rPr>
-          <w:rPr>
-            <w:color w:val="0000EE"/>
-            <w:u w:val="single"/>
-          </w:rPr>
-          <w:t>3.4</w:t>
-        </w:r>
-      </w:hyperlink>
+      <w:r>
+        <w:rPr>
+          <w:lang w:val="fr_FR" w:bidi="fr_FR"/>
+        </w:rPr>
+        <w:t>3.4</w:t>
+      </w:r>
       <w:r>
         <w:rPr>
           <w:lang w:val="fr_FR" w:bidi="fr_FR"/>
         </w:rPr>
         <w:t xml:space="preserve">, </w:t>
       </w:r>
-      <w:hyperlink r:id="rId27">
-        <w:r>
-          <w:rPr>
-            <w:lang w:val="fr_FR" w:bidi="fr_FR"/>
-          </w:rPr>
-          <w:rPr>
-            <w:color w:val="0000EE"/>
-            <w:u w:val="single"/>
-          </w:rPr>
-          <w:t>9</w:t>
-        </w:r>
-      </w:hyperlink>
+      <w:r>
+        <w:rPr>
+          <w:lang w:val="fr_FR" w:bidi="fr_FR"/>
+        </w:rPr>
+        <w:t>9</w:t>
+      </w:r>
       <w:r>
         <w:rPr>
           <w:lang w:val="fr_FR" w:bidi="fr_FR"/>
         </w:rPr>
         <w:t>) ou sauver du jugement (</w:t>
       </w:r>
-      <w:hyperlink r:id="rId22">
-        <w:r>
-          <w:rPr>
-            <w:lang w:val="fr_FR" w:bidi="fr_FR"/>
-          </w:rPr>
-          <w:rPr>
-            <w:color w:val="0000EE"/>
-            <w:u w:val="single"/>
-          </w:rPr>
-          <w:t>3.10</w:t>
-        </w:r>
-      </w:hyperlink>
+      <w:r>
+        <w:rPr>
+          <w:lang w:val="fr_FR" w:bidi="fr_FR"/>
+        </w:rPr>
+        <w:t>3.10</w:t>
+      </w:r>
       <w:r>
         <w:rPr>
           <w:lang w:val="fr_FR" w:bidi="fr_FR"/>
         </w:rPr>
         <w:t xml:space="preserve"> ; voir </w:t>
       </w:r>
-      <w:hyperlink r:id="rId28">
-        <w:r>
-          <w:rPr>
-            <w:lang w:val="fr_FR" w:bidi="fr_FR"/>
-          </w:rPr>
-          <w:rPr>
-            <w:color w:val="0000EE"/>
-            <w:u w:val="single"/>
-          </w:rPr>
-          <w:t>Jr 18.7–10</w:t>
-        </w:r>
-      </w:hyperlink>
+      <w:r>
+        <w:rPr>
+          <w:lang w:val="fr_FR" w:bidi="fr_FR"/>
+        </w:rPr>
+        <w:t>Jr 18.7–10</w:t>
+      </w:r>
       <w:r>
         <w:rPr>
           <w:lang w:val="fr_FR" w:bidi="fr_FR"/>
@@ -796,54 +688,36 @@
         </w:rPr>
         <w:t xml:space="preserve">Le livre de Jonas affirme que, bien avant la venue du Christ, Dieu souhaitait apporter le salut au-delà des frontières d’Israël. Israël était son peuple de l’alliance, mais dès le début, son souhait était de bénir les nations à travers Israël (voir </w:t>
       </w:r>
-      <w:hyperlink r:id="rId29">
-        <w:r>
-          <w:rPr>
-            <w:lang w:val="fr_FR" w:bidi="fr_FR"/>
-          </w:rPr>
-          <w:rPr>
-            <w:color w:val="0000EE"/>
-            <w:u w:val="single"/>
-          </w:rPr>
-          <w:t>Gn 12.3</w:t>
-        </w:r>
-      </w:hyperlink>
+      <w:r>
+        <w:rPr>
+          <w:lang w:val="fr_FR" w:bidi="fr_FR"/>
+        </w:rPr>
+        <w:t>Gn 12.3</w:t>
+      </w:r>
       <w:r>
         <w:rPr>
           <w:lang w:val="fr_FR" w:bidi="fr_FR"/>
         </w:rPr>
         <w:t>). Dieu veut que les nations se détournent des idoles et se tournent vers lui, le Dieu du ciel qui a créé le monde (</w:t>
       </w:r>
-      <w:hyperlink r:id="rId30">
-        <w:r>
-          <w:rPr>
-            <w:lang w:val="fr_FR" w:bidi="fr_FR"/>
-          </w:rPr>
-          <w:rPr>
-            <w:color w:val="0000EE"/>
-            <w:u w:val="single"/>
-          </w:rPr>
-          <w:t xml:space="preserve">Jon 1.9 </w:t>
-        </w:r>
-      </w:hyperlink>
+      <w:r>
+        <w:rPr>
+          <w:lang w:val="fr_FR" w:bidi="fr_FR"/>
+        </w:rPr>
+        <w:t xml:space="preserve">Jon 1.9 </w:t>
+      </w:r>
       <w:r>
         <w:rPr>
           <w:lang w:val="fr_FR" w:bidi="fr_FR"/>
         </w:rPr>
         <w:t xml:space="preserve">; voir </w:t>
       </w:r>
-      <w:hyperlink r:id="rId31">
-        <w:r>
-          <w:rPr>
-            <w:lang w:val="fr_FR" w:bidi="fr_FR"/>
-          </w:rPr>
-          <w:rPr>
-            <w:color w:val="0000EE"/>
-            <w:u w:val="single"/>
-          </w:rPr>
-          <w:t>2P 3.9</w:t>
-        </w:r>
-      </w:hyperlink>
+      <w:r>
+        <w:rPr>
+          <w:lang w:val="fr_FR" w:bidi="fr_FR"/>
+        </w:rPr>
+        <w:t>2P 3.9</w:t>
+      </w:r>
       <w:r>
         <w:rPr>
           <w:lang w:val="fr_FR" w:bidi="fr_FR"/>
